--- a/docs/thesis/admin/Extension_Publication_List_and_Status.docx
+++ b/docs/thesis/admin/Extension_Publication_List_and_Status.docx
@@ -36,7 +36,7 @@
     </w:p>
     <w:p>
       <w:r>
-        <w:t>1. Tam, S. K. T., &amp; Cheung, C. F. (in press). A study of utilisation of Fall Risk Assessment among elderly users: A critical review through TAM and Octalysis frameworks with gamification approach. [INSERT VENUE, VOLUME/ISSUE AND DOI/ACCEPTANCE DETAILS.] — Reports the Stage-1 field study and the theoretical framing of the research programme.</w:t>
+        <w:t>1. Tam, S. K. T., &amp; Cheung, C. F. (2026). Investigating low utilisation of Fall Risk Assessment among elderly users: A critical review through TAM and Octalysis frameworks with gamification approach. Paper SS-293, accepted for presentation and publication at the 10th International Conference on Management Engineering, Software Engineering and Service Sciences (ICMSS 2026), Wuhan, China, 20-22 March 2026; Conference Publishing Services (CPS), submitted to IEEE Xplore (Ei Compendex/Scopus indexing). Status: full paper accepted by the Technical Program Committee (acceptance letter on file); publication via CPS/IEEE Xplore in progress. — Reports the Stage-1 field study and the theoretical framing of the research programme.</w:t>
       </w:r>
     </w:p>
     <w:p>
